--- a/clase151026.docx
+++ b/clase151026.docx
@@ -600,7 +600,41 @@
     </w:p>
     <w:p>
       <w:pPr>
-        <w:rPr/>
+        <w:rPr>
+          <w:b w:val="1"/>
+          <w:bCs w:val="1"/>
+        </w:rPr>
+      </w:pPr>
+      <w:r>
+        <w:rPr>
+          <w:rtl w:val="0"/>
+        </w:rPr>
+        <w:t xml:space="preserve">Repositorio trabajado: </w:t>
+      </w:r>
+      <w:hyperlink r:id="rId6">
+        <w:r>
+          <w:rPr>
+            <w:b w:val="1"/>
+            <w:bCs w:val="1"/>
+            <w:color w:val="1155cc"/>
+            <w:u w:val="single"/>
+            <w:rtl w:val="0"/>
+          </w:rPr>
+          <w:t xml:space="preserve">https://github.com/Bruce-coder17/Practica-en-clase-15-10-2026.git</w:t>
+        </w:r>
+      </w:hyperlink>
+      <w:r>
+        <w:rPr>
+          <w:rtl w:val="0"/>
+        </w:rPr>
+      </w:r>
+    </w:p>
+    <w:p>
+      <w:pPr>
+        <w:rPr>
+          <w:b w:val="1"/>
+          <w:bCs w:val="1"/>
+        </w:rPr>
       </w:pPr>
       <w:r>
         <w:rPr>
